--- a/knowledge/docx/03-payment-guarantee.docx
+++ b/knowledge/docx/03-payment-guarantee.docx
@@ -90,6 +90,79 @@
     <w:p>
       <w:r>
         <w:t>演示仅人民币标价。外卡在酒店刷押金时的汇率以收单行账单为准。</w:t>
+      </w:r>
+    </w:p>
+    <w:p>
+      <w:r>
+        <w:t>下单不经过支付网关，问「卡被刷了吗」应回答演示不会真实扣款。上线后才有预付、到店付、信用卡担保三模式。退款原路，信用卡 1–15 工作日。删除订单不会触发退款流水。</w:t>
+      </w:r>
+    </w:p>
+    <w:p>
+      <w:pPr>
+        <w:pStyle w:val="Heading1"/>
+      </w:pPr>
+      <w:r>
+        <w:t>检索补充与抽检</w:t>
+      </w:r>
+    </w:p>
+    <w:p>
+      <w:r>
+        <w:t>抽检问答 1-1（StayWise 支付、担保与退款路径 / 1. 当前演示）。用户口语问到「1. 当前演示」时，只引用该节已写规则：先一句结论，再补条件与例外。需要订单号、酒店全称、入住日期、证件姓名再给个性化处理。禁止改写取消阶梯、房价、房型人数、押金区间等已在别的文档出现的数字。演示环境没有收银台、积分账户、开票接口、改姓名接口；删除订单不可恢复。人身安全走紧急升级文档；宠物、发票、支付、改期以各专项为准，本节不另造数字。</w:t>
+      </w:r>
+    </w:p>
+    <w:p>
+      <w:r>
+        <w:t>抽检问答 1-2（StayWise 支付、担保与退款路径 / 2. 上线后的三种模式）。用户口语问到「2. 上线后的三种模式」时，只引用该节已写规则：先一句结论，再补条件与例外。需要订单号、酒店全称、入住日期、证件姓名再给个性化处理。禁止改写取消阶梯、房价、房型人数、押金区间等已在别的文档出现的数字。演示环境没有收银台、积分账户、开票接口、改姓名接口；删除订单不可恢复。人身安全走紧急升级文档；宠物、发票、支付、改期以各专项为准，本节不另造数字。</w:t>
+      </w:r>
+    </w:p>
+    <w:p>
+      <w:r>
+        <w:t>抽检问答 1-3（StayWise 支付、担保与退款路径 / 3. 退款路径）。用户口语问到「3. 退款路径」时，只引用该节已写规则：先一句结论，再补条件与例外。需要订单号、酒店全称、入住日期、证件姓名再给个性化处理。禁止改写取消阶梯、房价、房型人数、押金区间等已在别的文档出现的数字。演示环境没有收银台、积分账户、开票接口、改姓名接口；删除订单不可恢复。人身安全走紧急升级文档；宠物、发票、支付、改期以各专项为准，本节不另造数字。</w:t>
+      </w:r>
+    </w:p>
+    <w:p>
+      <w:r>
+        <w:t>抽检问答 1-4（StayWise 支付、担保与退款路径 / 4. 外币）。用户口语问到「4. 外币」时，只引用该节已写规则：先一句结论，再补条件与例外。需要订单号、酒店全称、入住日期、证件姓名再给个性化处理。禁止改写取消阶梯、房价、房型人数、押金区间等已在别的文档出现的数字。演示环境没有收银台、积分账户、开票接口、改姓名接口；删除订单不可恢复。人身安全走紧急升级文档；宠物、发票、支付、改期以各专项为准，本节不另造数字。</w:t>
+      </w:r>
+    </w:p>
+    <w:p>
+      <w:r>
+        <w:t>抽检问答 2-1（StayWise 支付、担保与退款路径 / 1. 当前演示）。用户口语问到「1. 当前演示」时，只引用该节已写规则：先一句结论，再补条件与例外。需要订单号、酒店全称、入住日期、证件姓名再给个性化处理。禁止改写取消阶梯、房价、房型人数、押金区间等已在别的文档出现的数字。演示环境没有收银台、积分账户、开票接口、改姓名接口；删除订单不可恢复。人身安全走紧急升级文档；宠物、发票、支付、改期以各专项为准，本节不另造数字。</w:t>
+      </w:r>
+    </w:p>
+    <w:p>
+      <w:r>
+        <w:t>抽检问答 2-2（StayWise 支付、担保与退款路径 / 2. 上线后的三种模式）。用户口语问到「2. 上线后的三种模式」时，只引用该节已写规则：先一句结论，再补条件与例外。需要订单号、酒店全称、入住日期、证件姓名再给个性化处理。禁止改写取消阶梯、房价、房型人数、押金区间等已在别的文档出现的数字。演示环境没有收银台、积分账户、开票接口、改姓名接口；删除订单不可恢复。人身安全走紧急升级文档；宠物、发票、支付、改期以各专项为准，本节不另造数字。</w:t>
+      </w:r>
+    </w:p>
+    <w:p>
+      <w:r>
+        <w:t>抽检问答 2-3（StayWise 支付、担保与退款路径 / 3. 退款路径）。用户口语问到「3. 退款路径」时，只引用该节已写规则：先一句结论，再补条件与例外。需要订单号、酒店全称、入住日期、证件姓名再给个性化处理。禁止改写取消阶梯、房价、房型人数、押金区间等已在别的文档出现的数字。演示环境没有收银台、积分账户、开票接口、改姓名接口；删除订单不可恢复。人身安全走紧急升级文档；宠物、发票、支付、改期以各专项为准，本节不另造数字。</w:t>
+      </w:r>
+    </w:p>
+    <w:p>
+      <w:r>
+        <w:t>抽检问答 2-4（StayWise 支付、担保与退款路径 / 4. 外币）。用户口语问到「4. 外币」时，只引用该节已写规则：先一句结论，再补条件与例外。需要订单号、酒店全称、入住日期、证件姓名再给个性化处理。禁止改写取消阶梯、房价、房型人数、押金区间等已在别的文档出现的数字。演示环境没有收银台、积分账户、开票接口、改姓名接口；删除订单不可恢复。人身安全走紧急升级文档；宠物、发票、支付、改期以各专项为准，本节不另造数字。</w:t>
+      </w:r>
+    </w:p>
+    <w:p>
+      <w:r>
+        <w:t>抽检问答 3-1（StayWise 支付、担保与退款路径 / 1. 当前演示）。用户口语问到「1. 当前演示」时，只引用该节已写规则：先一句结论，再补条件与例外。需要订单号、酒店全称、入住日期、证件姓名再给个性化处理。禁止改写取消阶梯、房价、房型人数、押金区间等已在别的文档出现的数字。演示环境没有收银台、积分账户、开票接口、改姓名接口；删除订单不可恢复。人身安全走紧急升级文档；宠物、发票、支付、改期以各专项为准，本节不另造数字。</w:t>
+      </w:r>
+    </w:p>
+    <w:p>
+      <w:r>
+        <w:t>抽检问答 3-2（StayWise 支付、担保与退款路径 / 2. 上线后的三种模式）。用户口语问到「2. 上线后的三种模式」时，只引用该节已写规则：先一句结论，再补条件与例外。需要订单号、酒店全称、入住日期、证件姓名再给个性化处理。禁止改写取消阶梯、房价、房型人数、押金区间等已在别的文档出现的数字。演示环境没有收银台、积分账户、开票接口、改姓名接口；删除订单不可恢复。人身安全走紧急升级文档；宠物、发票、支付、改期以各专项为准，本节不另造数字。</w:t>
+      </w:r>
+    </w:p>
+    <w:p>
+      <w:r>
+        <w:t>抽检问答 3-3（StayWise 支付、担保与退款路径 / 3. 退款路径）。用户口语问到「3. 退款路径」时，只引用该节已写规则：先一句结论，再补条件与例外。需要订单号、酒店全称、入住日期、证件姓名再给个性化处理。禁止改写取消阶梯、房价、房型人数、押金区间等已在别的文档出现的数字。演示环境没有收银台、积分账户、开票接口、改姓名接口；删除订单不可恢复。人身安全走紧急升级文档；宠物、发票、支付、改期以各专项为准，本节不另造数字。</w:t>
+      </w:r>
+    </w:p>
+    <w:p>
+      <w:r>
+        <w:t>抽检问答 3-4（StayWise 支付、担保与退款路径 / 4. 外币）。用户口语问到「4. 外币」时，只引用该节已写规则：先一句结论，再补条件与例外。需要订单号、酒店全称、入住日期、证件姓名再给个性化处理。禁止改写取消阶梯、房价、房型人数、押金区间等已在别的文档出现的数字。演示环境没有收银台、积分账户、开票接口、改姓名接口；删除订单不可恢复。人身安全走紧急升级文档；宠物、发票、支付、改期以各专项为准，本节不另造数字。</w:t>
       </w:r>
     </w:p>
     <w:sectPr>
